--- a/Generateur Des Factures/Factures/PortFolio/Portfolio.docx
+++ b/Generateur Des Factures/Factures/PortFolio/Portfolio.docx
@@ -16,6 +16,9 @@
         </w:rPr>
       </w:pPr>
       <w:r>
+        <w:rPr>
+          <w:noProof/>
+        </w:rPr>
         <w:drawing>
           <wp:inline distT="0" distB="0" distL="0" distR="0" wp14:anchorId="6AE8CA07" wp14:editId="020F976B">
             <wp:extent cx="5760720" cy="7271385"/>
@@ -379,7 +382,7 @@
         </w:rPr>
         <w:lastRenderedPageBreak/>
         <w:drawing>
-          <wp:anchor distT="0" distB="0" distL="114300" distR="114300" simplePos="0" relativeHeight="251661312" behindDoc="1" locked="0" layoutInCell="1" allowOverlap="1" wp14:anchorId="2E246CC9" wp14:editId="4A374F8B">
+          <wp:anchor distT="0" distB="0" distL="114300" distR="114300" simplePos="0" relativeHeight="251661312" behindDoc="1" locked="0" layoutInCell="1" allowOverlap="1" wp14:anchorId="2E246CC9" wp14:editId="30EBA2A1">
             <wp:simplePos x="0" y="0"/>
             <wp:positionH relativeFrom="margin">
               <wp:align>center</wp:align>
@@ -1219,18 +1222,18 @@
         </w:rPr>
         <w:lastRenderedPageBreak/>
         <w:drawing>
-          <wp:anchor distT="0" distB="0" distL="114300" distR="114300" simplePos="0" relativeHeight="251667456" behindDoc="1" locked="0" layoutInCell="1" allowOverlap="1" wp14:anchorId="2A7E7725" wp14:editId="715E202A">
+          <wp:anchor distT="0" distB="0" distL="114300" distR="114300" simplePos="0" relativeHeight="251678720" behindDoc="1" locked="0" layoutInCell="1" allowOverlap="1" wp14:anchorId="6C715836" wp14:editId="35058C7F">
             <wp:simplePos x="0" y="0"/>
             <wp:positionH relativeFrom="margin">
               <wp:align>center</wp:align>
             </wp:positionH>
             <wp:positionV relativeFrom="paragraph">
-              <wp:posOffset>-732021</wp:posOffset>
+              <wp:posOffset>-804251</wp:posOffset>
             </wp:positionV>
-            <wp:extent cx="6823710" cy="10389235"/>
-            <wp:effectExtent l="0" t="0" r="0" b="0"/>
+            <wp:extent cx="6893411" cy="10495128"/>
+            <wp:effectExtent l="0" t="0" r="3175" b="1905"/>
             <wp:wrapNone/>
-            <wp:docPr id="221577919" name="Image 221577919"/>
+            <wp:docPr id="1284087868" name="Image 1284087868"/>
             <wp:cNvGraphicFramePr>
               <a:graphicFrameLocks xmlns:a="http://schemas.openxmlformats.org/drawingml/2006/main"/>
             </wp:cNvGraphicFramePr>
@@ -1258,7 +1261,7 @@
                   <pic:spPr>
                     <a:xfrm>
                       <a:off x="0" y="0"/>
-                      <a:ext cx="6823710" cy="10389235"/>
+                      <a:ext cx="6893411" cy="10495128"/>
                     </a:xfrm>
                     <a:prstGeom prst="rect">
                       <a:avLst/>
@@ -1779,7 +1782,7 @@
         </w:rPr>
         <w:lastRenderedPageBreak/>
         <w:drawing>
-          <wp:anchor distT="0" distB="0" distL="114300" distR="114300" simplePos="0" relativeHeight="251671552" behindDoc="1" locked="0" layoutInCell="1" allowOverlap="1" wp14:anchorId="7505835A" wp14:editId="51C32BB7">
+          <wp:anchor distT="0" distB="0" distL="114300" distR="114300" simplePos="0" relativeHeight="251671552" behindDoc="1" locked="0" layoutInCell="1" allowOverlap="1" wp14:anchorId="7505835A" wp14:editId="60F513CD">
             <wp:simplePos x="0" y="0"/>
             <wp:positionH relativeFrom="margin">
               <wp:align>center</wp:align>
@@ -2329,6 +2332,9 @@
     </w:p>
     <w:p>
       <w:r>
+        <w:rPr>
+          <w:noProof/>
+        </w:rPr>
         <w:lastRenderedPageBreak/>
         <w:drawing>
           <wp:inline distT="0" distB="0" distL="0" distR="0" wp14:anchorId="27583DBC" wp14:editId="5E0B8782">
